--- a/docx/23-54171-3[Co3].docx
+++ b/docx/23-54171-3[Co3].docx
@@ -152,27 +152,7 @@
           <w:color w:val="183A63"/>
           <w:sz w:val="27"/>
         </w:rPr>
-        <w:t xml:space="preserve">INDIVIDUAL PROJECT </w:t>
-      </w:r>
-      <w:proofErr w:type="gramStart"/>
-      <w:r>
-        <w:rPr>
-          <w:rFonts w:ascii="Aptos" w:eastAsia="Aptos" w:hAnsi="Aptos"/>
-          <w:b/>
-          <w:color w:val="183A63"/>
-          <w:sz w:val="27"/>
-        </w:rPr>
-        <w:t>ASSESSMENT  |</w:t>
-      </w:r>
-      <w:proofErr w:type="gramEnd"/>
-      <w:r>
-        <w:rPr>
-          <w:rFonts w:ascii="Aptos" w:eastAsia="Aptos" w:hAnsi="Aptos"/>
-          <w:b/>
-          <w:color w:val="183A63"/>
-          <w:sz w:val="27"/>
-        </w:rPr>
-        <w:t xml:space="preserve">  WEB TECHNOLOGIES</w:t>
+        <w:t>INDIVIDUAL PROJECT ASSESSMENT  |  WEB TECHNOLOGIES</w:t>
       </w:r>
     </w:p>
     <w:p>
@@ -266,13 +246,7 @@
               <w:rPr>
                 <w:lang w:val="en-GB"/>
               </w:rPr>
-              <w:t xml:space="preserve">SAHA, </w:t>
-            </w:r>
-            <w:r>
-              <w:rPr>
-                <w:lang w:val="en-GB"/>
-              </w:rPr>
-              <w:t>ANANTA</w:t>
+              <w:t>SAHA, ANANTA</w:t>
             </w:r>
           </w:p>
         </w:tc>
@@ -471,23 +445,13 @@
             <w:vAlign w:val="center"/>
           </w:tcPr>
           <w:p>
-            <w:proofErr w:type="spellStart"/>
             <w:r>
               <w:rPr>
                 <w:b/>
                 <w:color w:val="183A63"/>
                 <w:sz w:val="15"/>
               </w:rPr>
-              <w:t>Git</w:t>
-            </w:r>
-            <w:proofErr w:type="spellEnd"/>
-            <w:r>
-              <w:rPr>
-                <w:b/>
-                <w:color w:val="183A63"/>
-                <w:sz w:val="15"/>
-              </w:rPr>
-              <w:t xml:space="preserve"> Repo</w:t>
+              <w:t>Git Repo</w:t>
             </w:r>
           </w:p>
         </w:tc>
@@ -941,9 +905,6 @@
             <w:pPr>
               <w:jc w:val="center"/>
             </w:pPr>
-            <w:r>
-              <w:t>3.0</w:t>
-            </w:r>
           </w:p>
         </w:tc>
         <w:tc>
@@ -955,9 +916,6 @@
             <w:pPr>
               <w:jc w:val="center"/>
             </w:pPr>
-            <w:r>
-              <w:t>3.0</w:t>
-            </w:r>
           </w:p>
         </w:tc>
         <w:tc>
@@ -969,9 +927,24 @@
             <w:pPr>
               <w:jc w:val="center"/>
             </w:pPr>
-            <w:r>
-              <w:t>3.0</w:t>
-            </w:r>
+          </w:p>
+        </w:tc>
+        <w:tc>
+          <w:tcPr>
+            <w:tcW w:w="1123" w:type="dxa"/>
+            <w:vAlign w:val="center"/>
+          </w:tcPr>
+          <w:p/>
+        </w:tc>
+        <w:tc>
+          <w:tcPr>
+            <w:tcW w:w="1123" w:type="dxa"/>
+            <w:vAlign w:val="center"/>
+          </w:tcPr>
+          <w:p>
+            <w:pPr>
+              <w:jc w:val="center"/>
+            </w:pPr>
           </w:p>
         </w:tc>
         <w:tc>
@@ -983,9 +956,6 @@
             <w:pPr>
               <w:jc w:val="center"/>
             </w:pPr>
-            <w:r>
-              <w:t>3.0</w:t>
-            </w:r>
           </w:p>
         </w:tc>
         <w:tc>
@@ -997,9 +967,6 @@
             <w:pPr>
               <w:jc w:val="center"/>
             </w:pPr>
-            <w:r>
-              <w:t>3.0</w:t>
-            </w:r>
           </w:p>
         </w:tc>
         <w:tc>
@@ -1011,9 +978,6 @@
             <w:pPr>
               <w:jc w:val="center"/>
             </w:pPr>
-            <w:r>
-              <w:t>3.0</w:t>
-            </w:r>
           </w:p>
         </w:tc>
         <w:tc>
@@ -1025,37 +989,6 @@
             <w:pPr>
               <w:jc w:val="center"/>
             </w:pPr>
-            <w:r>
-              <w:t>3.0</w:t>
-            </w:r>
-          </w:p>
-        </w:tc>
-        <w:tc>
-          <w:tcPr>
-            <w:tcW w:w="1123" w:type="dxa"/>
-            <w:vAlign w:val="center"/>
-          </w:tcPr>
-          <w:p>
-            <w:pPr>
-              <w:jc w:val="center"/>
-            </w:pPr>
-            <w:r>
-              <w:t>3.0</w:t>
-            </w:r>
-          </w:p>
-        </w:tc>
-        <w:tc>
-          <w:tcPr>
-            <w:tcW w:w="1123" w:type="dxa"/>
-            <w:vAlign w:val="center"/>
-          </w:tcPr>
-          <w:p>
-            <w:pPr>
-              <w:jc w:val="center"/>
-            </w:pPr>
-            <w:r>
-              <w:t>3.0</w:t>
-            </w:r>
           </w:p>
         </w:tc>
         <w:tc>
@@ -1073,14 +1006,6 @@
                 <w:color w:val="FFFFFF" w:themeColor="background1"/>
               </w:rPr>
             </w:pPr>
-            <w:r>
-              <w:rPr>
-                <w:b/>
-                <w:bCs/>
-                <w:color w:val="FFFFFF" w:themeColor="background1"/>
-              </w:rPr>
-              <w:t>9.0</w:t>
-            </w:r>
           </w:p>
         </w:tc>
       </w:tr>
@@ -1110,6 +1035,7 @@
       </w:pPr>
       <w:r>
         <w:rPr>
+          <w:noProof/>
           <w:color w:val="183861"/>
         </w:rPr>
         <w:drawing>
@@ -13128,6 +13054,15 @@
 </file>
 
 <file path=customXml/item1.xml><?xml version="1.0" encoding="utf-8"?>
+<?mso-contentType ?>
+<FormTemplates xmlns="http://schemas.microsoft.com/sharepoint/v3/contenttype/forms">
+  <Display>DocumentLibraryForm</Display>
+  <Edit>DocumentLibraryForm</Edit>
+  <New>DocumentLibraryForm</New>
+</FormTemplates>
+</file>
+
+<file path=customXml/item2.xml><?xml version="1.0" encoding="utf-8"?>
 <p:properties xmlns:p="http://schemas.microsoft.com/office/2006/metadata/properties" xmlns:xsi="http://www.w3.org/2001/XMLSchema-instance" xmlns:pc="http://schemas.microsoft.com/office/infopath/2007/PartnerControls">
   <documentManagement>
     <lcf76f155ced4ddcb4097134ff3c332f xmlns="f1d0a431-73d2-4aed-a3b9-997dc2ad4fd8">
@@ -13138,20 +13073,7 @@
 </p:properties>
 </file>
 
-<file path=customXml/item2.xml><?xml version="1.0" encoding="utf-8"?>
-<?mso-contentType ?>
-<FormTemplates xmlns="http://schemas.microsoft.com/sharepoint/v3/contenttype/forms">
-  <Display>DocumentLibraryForm</Display>
-  <Edit>DocumentLibraryForm</Edit>
-  <New>DocumentLibraryForm</New>
-</FormTemplates>
-</file>
-
 <file path=customXml/item3.xml><?xml version="1.0" encoding="utf-8"?>
-<b:Sources xmlns:b="http://schemas.openxmlformats.org/officeDocument/2006/bibliography" xmlns="http://schemas.openxmlformats.org/officeDocument/2006/bibliography" SelectedStyle="/APA.XSL" StyleName="APA"/>
-</file>
-
-<file path=customXml/item4.xml><?xml version="1.0" encoding="utf-8"?>
 <ct:contentTypeSchema xmlns:ct="http://schemas.microsoft.com/office/2006/metadata/contentType" xmlns:ma="http://schemas.microsoft.com/office/2006/metadata/properties/metaAttributes" ct:_="" ma:_="" ma:contentTypeName="Document" ma:contentTypeID="0x0101001B2BCDF1B2A22B4A8146FD01CC9FC177" ma:contentTypeVersion="10" ma:contentTypeDescription="Create a new document." ma:contentTypeScope="" ma:versionID="3e525043451833587e6b7d2d2ec3d492">
   <xsd:schema xmlns:xsd="http://www.w3.org/2001/XMLSchema" xmlns:xs="http://www.w3.org/2001/XMLSchema" xmlns:p="http://schemas.microsoft.com/office/2006/metadata/properties" xmlns:ns2="f1d0a431-73d2-4aed-a3b9-997dc2ad4fd8" xmlns:ns3="37e66944-e397-4f75-8f63-20bc0a6f2fd7" targetNamespace="http://schemas.microsoft.com/office/2006/metadata/properties" ma:root="true" ma:fieldsID="b36973d3bbbd2a2a9841aa468cc8a2bb" ns2:_="" ns3:_="">
     <xsd:import namespace="f1d0a431-73d2-4aed-a3b9-997dc2ad4fd8"/>
@@ -13340,7 +13262,19 @@
 </ct:contentTypeSchema>
 </file>
 
+<file path=customXml/item4.xml><?xml version="1.0" encoding="utf-8"?>
+<b:Sources xmlns:b="http://schemas.openxmlformats.org/officeDocument/2006/bibliography" xmlns="http://schemas.openxmlformats.org/officeDocument/2006/bibliography" SelectedStyle="/APA.XSL" StyleName="APA"/>
+</file>
+
 <file path=customXml/itemProps1.xml><?xml version="1.0" encoding="utf-8"?>
+<ds:datastoreItem xmlns:ds="http://schemas.openxmlformats.org/officeDocument/2006/customXml" ds:itemID="{6E929F99-9A06-4588-A9F8-DC33AC2E0C82}">
+  <ds:schemaRefs>
+    <ds:schemaRef ds:uri="http://schemas.microsoft.com/sharepoint/v3/contenttype/forms"/>
+  </ds:schemaRefs>
+</ds:datastoreItem>
+</file>
+
+<file path=customXml/itemProps2.xml><?xml version="1.0" encoding="utf-8"?>
 <ds:datastoreItem xmlns:ds="http://schemas.openxmlformats.org/officeDocument/2006/customXml" ds:itemID="{43BBF6FE-24D4-4CCF-95B9-DC5CC87F89DD}">
   <ds:schemaRefs>
     <ds:schemaRef ds:uri="http://schemas.microsoft.com/office/2006/metadata/properties"/>
@@ -13351,23 +13285,7 @@
 </ds:datastoreItem>
 </file>
 
-<file path=customXml/itemProps2.xml><?xml version="1.0" encoding="utf-8"?>
-<ds:datastoreItem xmlns:ds="http://schemas.openxmlformats.org/officeDocument/2006/customXml" ds:itemID="{6E929F99-9A06-4588-A9F8-DC33AC2E0C82}">
-  <ds:schemaRefs>
-    <ds:schemaRef ds:uri="http://schemas.microsoft.com/sharepoint/v3/contenttype/forms"/>
-  </ds:schemaRefs>
-</ds:datastoreItem>
-</file>
-
 <file path=customXml/itemProps3.xml><?xml version="1.0" encoding="utf-8"?>
-<ds:datastoreItem xmlns:ds="http://schemas.openxmlformats.org/officeDocument/2006/customXml" ds:itemID="{EF278816-EC6F-A645-907D-7F25AECB1D4A}">
-  <ds:schemaRefs>
-    <ds:schemaRef ds:uri="http://schemas.openxmlformats.org/officeDocument/2006/bibliography"/>
-  </ds:schemaRefs>
-</ds:datastoreItem>
-</file>
-
-<file path=customXml/itemProps4.xml><?xml version="1.0" encoding="utf-8"?>
 <ds:datastoreItem xmlns:ds="http://schemas.openxmlformats.org/officeDocument/2006/customXml" ds:itemID="{ABC6D28E-4139-434E-9791-BBF5B406E44F}">
   <ds:schemaRefs>
     <ds:schemaRef ds:uri="http://schemas.microsoft.com/office/2006/metadata/contentType"/>
@@ -13384,4 +13302,12 @@
     <ds:schemaRef ds:uri="http://schemas.microsoft.com/internal/obd"/>
   </ds:schemaRefs>
 </ds:datastoreItem>
+</file>
+
+<file path=customXml/itemProps4.xml><?xml version="1.0" encoding="utf-8"?>
+<ds:datastoreItem xmlns:ds="http://schemas.openxmlformats.org/officeDocument/2006/customXml" ds:itemID="{EF278816-EC6F-A645-907D-7F25AECB1D4A}">
+  <ds:schemaRefs>
+    <ds:schemaRef ds:uri="http://schemas.openxmlformats.org/officeDocument/2006/bibliography"/>
+  </ds:schemaRefs>
+</ds:datastoreItem>
 </file>
--- a/docx/23-54171-3[Co3].docx
+++ b/docx/23-54171-3[Co3].docx
@@ -1036,13 +1036,12 @@
       <w:r>
         <w:rPr>
           <w:noProof/>
-          <w:color w:val="183861"/>
         </w:rPr>
         <w:drawing>
-          <wp:inline distT="0" distB="0" distL="0" distR="0" wp14:anchorId="597360EA" wp14:editId="03178B30">
-            <wp:extent cx="7132320" cy="3573780"/>
-            <wp:effectExtent l="0" t="0" r="0" b="7620"/>
-            <wp:docPr id="922828574" name="Picture 1"/>
+          <wp:inline distT="0" distB="0" distL="0" distR="0" wp14:anchorId="67FF449D" wp14:editId="438B79C6">
+            <wp:extent cx="7132320" cy="4279265"/>
+            <wp:effectExtent l="0" t="0" r="0" b="6985"/>
+            <wp:docPr id="1634278268" name="Picture 1"/>
             <wp:cNvGraphicFramePr>
               <a:graphicFrameLocks xmlns:a="http://schemas.openxmlformats.org/drawingml/2006/main" noChangeAspect="1"/>
             </wp:cNvGraphicFramePr>
@@ -1050,8 +1049,10 @@
               <a:graphicData uri="http://schemas.openxmlformats.org/drawingml/2006/picture">
                 <pic:pic xmlns:pic="http://schemas.openxmlformats.org/drawingml/2006/picture">
                   <pic:nvPicPr>
-                    <pic:cNvPr id="922828574" name=""/>
-                    <pic:cNvPicPr/>
+                    <pic:cNvPr id="1634278268" name="Picture 1"/>
+                    <pic:cNvPicPr>
+                      <a:picLocks noChangeAspect="1"/>
+                    </pic:cNvPicPr>
                   </pic:nvPicPr>
                   <pic:blipFill>
                     <a:blip r:embed="rId12"/>
@@ -1062,7 +1063,7 @@
                   <pic:spPr>
                     <a:xfrm>
                       <a:off x="0" y="0"/>
-                      <a:ext cx="7132320" cy="3573780"/>
+                      <a:ext cx="7132320" cy="4279265"/>
                     </a:xfrm>
                     <a:prstGeom prst="rect">
                       <a:avLst/>
@@ -13054,15 +13055,6 @@
 </file>
 
 <file path=customXml/item1.xml><?xml version="1.0" encoding="utf-8"?>
-<?mso-contentType ?>
-<FormTemplates xmlns="http://schemas.microsoft.com/sharepoint/v3/contenttype/forms">
-  <Display>DocumentLibraryForm</Display>
-  <Edit>DocumentLibraryForm</Edit>
-  <New>DocumentLibraryForm</New>
-</FormTemplates>
-</file>
-
-<file path=customXml/item2.xml><?xml version="1.0" encoding="utf-8"?>
 <p:properties xmlns:p="http://schemas.microsoft.com/office/2006/metadata/properties" xmlns:xsi="http://www.w3.org/2001/XMLSchema-instance" xmlns:pc="http://schemas.microsoft.com/office/infopath/2007/PartnerControls">
   <documentManagement>
     <lcf76f155ced4ddcb4097134ff3c332f xmlns="f1d0a431-73d2-4aed-a3b9-997dc2ad4fd8">
@@ -13073,7 +13065,20 @@
 </p:properties>
 </file>
 
+<file path=customXml/item2.xml><?xml version="1.0" encoding="utf-8"?>
+<?mso-contentType ?>
+<FormTemplates xmlns="http://schemas.microsoft.com/sharepoint/v3/contenttype/forms">
+  <Display>DocumentLibraryForm</Display>
+  <Edit>DocumentLibraryForm</Edit>
+  <New>DocumentLibraryForm</New>
+</FormTemplates>
+</file>
+
 <file path=customXml/item3.xml><?xml version="1.0" encoding="utf-8"?>
+<b:Sources xmlns:b="http://schemas.openxmlformats.org/officeDocument/2006/bibliography" xmlns="http://schemas.openxmlformats.org/officeDocument/2006/bibliography" SelectedStyle="/APA.XSL" StyleName="APA"/>
+</file>
+
+<file path=customXml/item4.xml><?xml version="1.0" encoding="utf-8"?>
 <ct:contentTypeSchema xmlns:ct="http://schemas.microsoft.com/office/2006/metadata/contentType" xmlns:ma="http://schemas.microsoft.com/office/2006/metadata/properties/metaAttributes" ct:_="" ma:_="" ma:contentTypeName="Document" ma:contentTypeID="0x0101001B2BCDF1B2A22B4A8146FD01CC9FC177" ma:contentTypeVersion="10" ma:contentTypeDescription="Create a new document." ma:contentTypeScope="" ma:versionID="3e525043451833587e6b7d2d2ec3d492">
   <xsd:schema xmlns:xsd="http://www.w3.org/2001/XMLSchema" xmlns:xs="http://www.w3.org/2001/XMLSchema" xmlns:p="http://schemas.microsoft.com/office/2006/metadata/properties" xmlns:ns2="f1d0a431-73d2-4aed-a3b9-997dc2ad4fd8" xmlns:ns3="37e66944-e397-4f75-8f63-20bc0a6f2fd7" targetNamespace="http://schemas.microsoft.com/office/2006/metadata/properties" ma:root="true" ma:fieldsID="b36973d3bbbd2a2a9841aa468cc8a2bb" ns2:_="" ns3:_="">
     <xsd:import namespace="f1d0a431-73d2-4aed-a3b9-997dc2ad4fd8"/>
@@ -13262,19 +13267,7 @@
 </ct:contentTypeSchema>
 </file>
 
-<file path=customXml/item4.xml><?xml version="1.0" encoding="utf-8"?>
-<b:Sources xmlns:b="http://schemas.openxmlformats.org/officeDocument/2006/bibliography" xmlns="http://schemas.openxmlformats.org/officeDocument/2006/bibliography" SelectedStyle="/APA.XSL" StyleName="APA"/>
-</file>
-
 <file path=customXml/itemProps1.xml><?xml version="1.0" encoding="utf-8"?>
-<ds:datastoreItem xmlns:ds="http://schemas.openxmlformats.org/officeDocument/2006/customXml" ds:itemID="{6E929F99-9A06-4588-A9F8-DC33AC2E0C82}">
-  <ds:schemaRefs>
-    <ds:schemaRef ds:uri="http://schemas.microsoft.com/sharepoint/v3/contenttype/forms"/>
-  </ds:schemaRefs>
-</ds:datastoreItem>
-</file>
-
-<file path=customXml/itemProps2.xml><?xml version="1.0" encoding="utf-8"?>
 <ds:datastoreItem xmlns:ds="http://schemas.openxmlformats.org/officeDocument/2006/customXml" ds:itemID="{43BBF6FE-24D4-4CCF-95B9-DC5CC87F89DD}">
   <ds:schemaRefs>
     <ds:schemaRef ds:uri="http://schemas.microsoft.com/office/2006/metadata/properties"/>
@@ -13285,7 +13278,23 @@
 </ds:datastoreItem>
 </file>
 
+<file path=customXml/itemProps2.xml><?xml version="1.0" encoding="utf-8"?>
+<ds:datastoreItem xmlns:ds="http://schemas.openxmlformats.org/officeDocument/2006/customXml" ds:itemID="{6E929F99-9A06-4588-A9F8-DC33AC2E0C82}">
+  <ds:schemaRefs>
+    <ds:schemaRef ds:uri="http://schemas.microsoft.com/sharepoint/v3/contenttype/forms"/>
+  </ds:schemaRefs>
+</ds:datastoreItem>
+</file>
+
 <file path=customXml/itemProps3.xml><?xml version="1.0" encoding="utf-8"?>
+<ds:datastoreItem xmlns:ds="http://schemas.openxmlformats.org/officeDocument/2006/customXml" ds:itemID="{EF278816-EC6F-A645-907D-7F25AECB1D4A}">
+  <ds:schemaRefs>
+    <ds:schemaRef ds:uri="http://schemas.openxmlformats.org/officeDocument/2006/bibliography"/>
+  </ds:schemaRefs>
+</ds:datastoreItem>
+</file>
+
+<file path=customXml/itemProps4.xml><?xml version="1.0" encoding="utf-8"?>
 <ds:datastoreItem xmlns:ds="http://schemas.openxmlformats.org/officeDocument/2006/customXml" ds:itemID="{ABC6D28E-4139-434E-9791-BBF5B406E44F}">
   <ds:schemaRefs>
     <ds:schemaRef ds:uri="http://schemas.microsoft.com/office/2006/metadata/contentType"/>
@@ -13302,12 +13311,4 @@
     <ds:schemaRef ds:uri="http://schemas.microsoft.com/internal/obd"/>
   </ds:schemaRefs>
 </ds:datastoreItem>
-</file>
-
-<file path=customXml/itemProps4.xml><?xml version="1.0" encoding="utf-8"?>
-<ds:datastoreItem xmlns:ds="http://schemas.openxmlformats.org/officeDocument/2006/customXml" ds:itemID="{EF278816-EC6F-A645-907D-7F25AECB1D4A}">
-  <ds:schemaRefs>
-    <ds:schemaRef ds:uri="http://schemas.openxmlformats.org/officeDocument/2006/bibliography"/>
-  </ds:schemaRefs>
-</ds:datastoreItem>
 </file>